--- a/resources/file-backer-template-ghmc.docx
+++ b/resources/file-backer-template-ghmc.docx
@@ -277,7 +277,7 @@
                 <w:sz w:val="24"/>
                 <w:szCs w:val="24"/>
               </w:rPr>
-              <w:t xml:space="preserve">{{NIT No}}, Dt. {{NIT Date}}</w:t>
+              <w:t xml:space="preserve">{{NIT No and Date}}</w:t>
             </w:r>
           </w:p>
         </w:tc>
@@ -733,6 +733,136 @@
                 <w:szCs w:val="24"/>
               </w:rPr>
               <w:t xml:space="preserve">{{Address of the agency}}</w:t>
+            </w:r>
+          </w:p>
+        </w:tc>
+      </w:tr>
+      <w:tr>
+        <w:trPr>
+          <w:cantSplit/>
+          <w:trHeight w:val="812"/>
+          <w:tblCellSpacing w:w="0" w:type="dxa"/>
+          <w:jc w:val="center"/>
+        </w:trPr>
+        <w:tc>
+          <w:tcPr>
+            <w:tcW w:w="3813" w:type="dxa"/>
+            <w:tcBorders>
+              <w:top w:val="single" w:sz="8" w:space="0" w:color="000000"/>
+              <w:left w:val="single" w:sz="8" w:space="0" w:color="000000"/>
+              <w:bottom w:val="single" w:sz="8" w:space="0" w:color="000000"/>
+              <w:right w:val="single" w:sz="8" w:space="0" w:color="000000"/>
+            </w:tcBorders>
+            <w:vAlign w:val="center"/>
+          </w:tcPr>
+          <w:p>
+            <w:pPr>
+              <w:jc w:val="center"/>
+              <w:rPr>
+                <w:sz w:val="24"/>
+                <w:szCs w:val="24"/>
+              </w:rPr>
+            </w:pPr>
+            <w:r>
+              <w:rPr>
+                <w:b/>
+                <w:sz w:val="24"/>
+                <w:szCs w:val="24"/>
+              </w:rPr>
+              <w:t>Technical Sanction No and Date</w:t>
+            </w:r>
+          </w:p>
+        </w:tc>
+        <w:tc>
+          <w:tcPr>
+            <w:tcW w:w="0" w:type="auto"/>
+            <w:tcBorders>
+              <w:top w:val="single" w:sz="8" w:space="0" w:color="000000"/>
+              <w:left w:val="single" w:sz="8" w:space="0" w:color="000000"/>
+              <w:bottom w:val="single" w:sz="8" w:space="0" w:color="000000"/>
+              <w:right w:val="single" w:sz="8" w:space="0" w:color="000000"/>
+            </w:tcBorders>
+            <w:vAlign w:val="center"/>
+          </w:tcPr>
+          <w:p>
+            <w:pPr>
+              <w:jc w:val="both"/>
+              <w:rPr>
+                <w:sz w:val="24"/>
+                <w:szCs w:val="24"/>
+              </w:rPr>
+            </w:pPr>
+            <w:r>
+              <w:rPr>
+                <w:sz w:val="24"/>
+                <w:szCs w:val="24"/>
+              </w:rPr>
+              <w:t xml:space="preserve">{{Technical Sanction No and Date}}</w:t>
+            </w:r>
+          </w:p>
+        </w:tc>
+      </w:tr>
+      <w:tr>
+        <w:trPr>
+          <w:cantSplit/>
+          <w:trHeight w:val="812"/>
+          <w:tblCellSpacing w:w="0" w:type="dxa"/>
+          <w:jc w:val="center"/>
+        </w:trPr>
+        <w:tc>
+          <w:tcPr>
+            <w:tcW w:w="3813" w:type="dxa"/>
+            <w:tcBorders>
+              <w:top w:val="single" w:sz="8" w:space="0" w:color="000000"/>
+              <w:left w:val="single" w:sz="8" w:space="0" w:color="000000"/>
+              <w:bottom w:val="single" w:sz="8" w:space="0" w:color="000000"/>
+              <w:right w:val="single" w:sz="8" w:space="0" w:color="000000"/>
+            </w:tcBorders>
+            <w:vAlign w:val="center"/>
+          </w:tcPr>
+          <w:p>
+            <w:pPr>
+              <w:jc w:val="center"/>
+              <w:rPr>
+                <w:sz w:val="24"/>
+                <w:szCs w:val="24"/>
+              </w:rPr>
+            </w:pPr>
+            <w:r>
+              <w:rPr>
+                <w:b/>
+                <w:sz w:val="24"/>
+                <w:szCs w:val="24"/>
+              </w:rPr>
+              <w:t>Agreement No and Date</w:t>
+            </w:r>
+          </w:p>
+        </w:tc>
+        <w:tc>
+          <w:tcPr>
+            <w:tcW w:w="0" w:type="auto"/>
+            <w:tcBorders>
+              <w:top w:val="single" w:sz="8" w:space="0" w:color="000000"/>
+              <w:left w:val="single" w:sz="8" w:space="0" w:color="000000"/>
+              <w:bottom w:val="single" w:sz="8" w:space="0" w:color="000000"/>
+              <w:right w:val="single" w:sz="8" w:space="0" w:color="000000"/>
+            </w:tcBorders>
+            <w:vAlign w:val="center"/>
+          </w:tcPr>
+          <w:p>
+            <w:pPr>
+              <w:jc w:val="both"/>
+              <w:rPr>
+                <w:sz w:val="24"/>
+                <w:szCs w:val="24"/>
+              </w:rPr>
+            </w:pPr>
+            <w:r>
+              <w:rPr>
+                <w:sz w:val="24"/>
+                <w:szCs w:val="24"/>
+              </w:rPr>
+              <w:t xml:space="preserve">{{Agreement No and Date}}</w:t>
             </w:r>
           </w:p>
         </w:tc>
@@ -745,8 +875,8 @@
       </w:pPr>
     </w:p>
     <w:sectPr>
-      <w:pgSz w:w="12240" w:h="15840"/>
-      <w:pgMar w:top="936" w:right="1800" w:bottom="1440" w:left="1800" w:header="720" w:footer="720" w:gutter="0"/>
+      <w:pgSz w:w="11906" w:h="16838"/>
+      <w:pgMar w:top="420" w:right="1800" w:bottom="420" w:left="1800" w:header="0" w:footer="0" w:gutter="0"/>
       <w:cols w:space="720"/>
     </w:sectPr>
   </w:body>
